--- a/testakten/sozialrecht-elektrorollstuhl-koerner-oldenburg/30_bsg_rechtsprechungsanalyse.docx
+++ b/testakten/sozialrecht-elektrorollstuhl-koerner-oldenburg/30_bsg_rechtsprechungsanalyse.docx
@@ -116,19 +116,8 @@
         <w:t>Die genannten Entscheidungen zeigen, dass die Abgrenzung im vorliegenden Fall maßgeblich von zwei Tatsachenfragen abhängt: erstens vom Umfang der tatsächlich verbliebenen Gehfähigkeit und deren Belastbarkeit über eine gewisse Strecke, und zweitens von der Frage, ob der Kläger einen manuellen Rollstuhl aus gesundheitlichen Gründen nicht in vergleichbarer Weise wie einen Elektrorollstuhl nutzen kann. Beide Fragen sind tatrichterlich auf Grundlage der Beweisaufnahme zu klären und werden durch keine der zitierten Entscheidungen vorweggenommen.</w:t>
       </w:r>
     </w:p>
-    <w:p>
-      <w:r>
-        <w:rPr>
-          <w:rFonts w:ascii="Times New Roman" w:hAnsi="Times New Roman"/>
-          <w:b w:val="0"/>
-          <w:i w:val="0"/>
-          <w:sz w:val="22"/>
-        </w:rPr>
-        <w:t>Formathinweis: Dieses Aktenstück wird in Times New Roman, 11 pt, mit ausschließlich dezimaler Gliederung ausgegeben.</w:t>
-      </w:r>
-    </w:p>
     <w:sectPr>
-      <w:pgSz w:w="12240" w:h="15840"/>
+      <w:pgSz w:w="11906" w:h="16838"/>
       <w:pgMar w:top="1440" w:right="1800" w:bottom="1440" w:left="1800" w:header="720" w:footer="720" w:gutter="0"/>
       <w:cols w:space="720"/>
       <w:docGrid w:linePitch="360"/>
